--- a/tests/examples/tables_2.docx
+++ b/tests/examples/tables_2.docx
@@ -1,22 +1,28 @@
 
 <file path=word/document.xml><?xml version="1.0" encoding="utf-8"?>
-<w:document xmlns:wpc="http://schemas.microsoft.com/office/word/2010/wordprocessingCanvas" xmlns:cx="http://schemas.microsoft.com/office/drawing/2014/chartex" xmlns:cx1="http://schemas.microsoft.com/office/drawing/2015/9/8/chartex" xmlns:cx2="http://schemas.microsoft.com/office/drawing/2015/10/21/chartex" xmlns:cx3="http://schemas.microsoft.com/office/drawing/2016/5/9/chartex" xmlns:cx4="http://schemas.microsoft.com/office/drawing/2016/5/10/chartex" xmlns:cx5="http://schemas.microsoft.com/office/drawing/2016/5/11/chartex" xmlns:cx6="http://schemas.microsoft.com/office/drawing/2016/5/12/chartex" xmlns:cx7="http://schemas.microsoft.com/office/drawing/2016/5/13/chartex" xmlns:cx8="http://schemas.microsoft.com/office/drawing/2016/5/14/chartex" xmlns:mc="http://schemas.openxmlformats.org/markup-compatibility/2006" xmlns:aink="http://schemas.microsoft.com/office/drawing/2016/ink" xmlns:am3d="http://schemas.microsoft.com/office/drawing/2017/model3d" xmlns:o="urn:schemas-microsoft-com:office:office" xmlns:r="http://schemas.openxmlformats.org/officeDocument/2006/relationships" xmlns:m="http://schemas.openxmlformats.org/officeDocument/2006/math" xmlns:v="urn:schemas-microsoft-com:vml" xmlns:wp14="http://schemas.microsoft.com/office/word/2010/wordprocessingDrawing" xmlns:wp="http://schemas.openxmlformats.org/drawingml/2006/wordprocessingDrawing" xmlns:w10="urn:schemas-microsoft-com:office:word" xmlns:w="http://schemas.openxmlformats.org/wordprocessingml/2006/main" xmlns:w14="http://schemas.microsoft.com/office/word/2010/wordml" xmlns:w15="http://schemas.microsoft.com/office/word/2012/wordml" xmlns:w16cex="http://schemas.microsoft.com/office/word/2018/wordml/cex" xmlns:w16cid="http://schemas.microsoft.com/office/word/2016/wordml/cid" xmlns:w16="http://schemas.microsoft.com/office/word/2018/wordml" xmlns:w16sdtdh="http://schemas.microsoft.com/office/word/2020/wordml/sdtdatahash" xmlns:w16se="http://schemas.microsoft.com/office/word/2015/wordml/symex" xmlns:wpg="http://schemas.microsoft.com/office/word/2010/wordprocessingGroup" xmlns:wpi="http://schemas.microsoft.com/office/word/2010/wordprocessingInk" xmlns:wne="http://schemas.microsoft.com/office/word/2006/wordml" xmlns:wps="http://schemas.microsoft.com/office/word/2010/wordprocessingShape" mc:Ignorable="w14 w15 w16se w16cid w16 w16cex w16sdtdh wp14">
+<w:document xmlns:wpc="http://schemas.microsoft.com/office/word/2010/wordprocessingCanvas" xmlns:cx="http://schemas.microsoft.com/office/drawing/2014/chartex" xmlns:cx1="http://schemas.microsoft.com/office/drawing/2015/9/8/chartex" xmlns:cx2="http://schemas.microsoft.com/office/drawing/2015/10/21/chartex" xmlns:cx3="http://schemas.microsoft.com/office/drawing/2016/5/9/chartex" xmlns:cx4="http://schemas.microsoft.com/office/drawing/2016/5/10/chartex" xmlns:cx5="http://schemas.microsoft.com/office/drawing/2016/5/11/chartex" xmlns:cx6="http://schemas.microsoft.com/office/drawing/2016/5/12/chartex" xmlns:cx7="http://schemas.microsoft.com/office/drawing/2016/5/13/chartex" xmlns:cx8="http://schemas.microsoft.com/office/drawing/2016/5/14/chartex" xmlns:mc="http://schemas.openxmlformats.org/markup-compatibility/2006" xmlns:aink="http://schemas.microsoft.com/office/drawing/2016/ink" xmlns:am3d="http://schemas.microsoft.com/office/drawing/2017/model3d" xmlns:o="urn:schemas-microsoft-com:office:office" xmlns:r="http://schemas.openxmlformats.org/officeDocument/2006/relationships" xmlns:m="http://schemas.openxmlformats.org/officeDocument/2006/math" xmlns:v="urn:schemas-microsoft-com:vml" xmlns:wp14="http://schemas.microsoft.com/office/word/2010/wordprocessingDrawing" xmlns:wp="http://schemas.openxmlformats.org/drawingml/2006/wordprocessingDrawing" xmlns:w10="urn:schemas-microsoft-com:office:word" xmlns:w="http://schemas.openxmlformats.org/wordprocessingml/2006/main" xmlns:w14="http://schemas.microsoft.com/office/word/2010/wordml" xmlns:w15="http://schemas.microsoft.com/office/word/2012/wordml" xmlns:w16cex="http://schemas.microsoft.com/office/word/2018/wordml/cex" xmlns:w16cid="http://schemas.microsoft.com/office/word/2016/wordml/cid" xmlns:w16="http://schemas.microsoft.com/office/word/2018/wordml" xmlns:w16se="http://schemas.microsoft.com/office/word/2015/wordml/symex" xmlns:wpg="http://schemas.microsoft.com/office/word/2010/wordprocessingGroup" xmlns:wpi="http://schemas.microsoft.com/office/word/2010/wordprocessingInk" xmlns:wne="http://schemas.microsoft.com/office/word/2006/wordml" xmlns:wps="http://schemas.microsoft.com/office/word/2010/wordprocessingShape" mc:Ignorable="w14 w15 w16se w16cid w16 w16cex wp14">
   <w:body>
     <w:tbl>
       <w:tblPr>
-        <w:tblStyle w:val="Table"/>
+        <w:tblStyle w:val="Table0"/>
         <w:tblW w:w="5000" w:type="pct"/>
-        <w:tblLook w:val="04A0" w:firstRow="1" w:lastRow="0" w:firstColumn="1" w:lastColumn="0" w:noHBand="0" w:noVBand="1"/>
+        <w:tblLook w:val="0220" w:firstRow="1" w:lastRow="0" w:firstColumn="0" w:lastColumn="0" w:noHBand="1" w:noVBand="0"/>
       </w:tblPr>
       <w:tblGrid>
-        <w:gridCol w:w="2414"/>
-        <w:gridCol w:w="3899"/>
-        <w:gridCol w:w="3032"/>
+        <w:gridCol w:w="2416"/>
+        <w:gridCol w:w="3901"/>
+        <w:gridCol w:w="3033"/>
       </w:tblGrid>
       <w:tr>
+        <w:trPr>
+          <w:cnfStyle w:val="100000000000" w:firstRow="1" w:lastRow="0" w:firstColumn="0" w:lastColumn="0" w:oddVBand="0" w:evenVBand="0" w:oddHBand="0" w:evenHBand="0" w:firstRowFirstColumn="0" w:firstRowLastColumn="0" w:lastRowFirstColumn="0" w:lastRowLastColumn="0"/>
+        </w:trPr>
         <w:tc>
           <w:tcPr>
             <w:tcW w:w="1211" w:type="pct"/>
+            <w:tcBorders>
+              <w:right w:val="none" w:sz="0" w:space="0" w:color="auto"/>
+            </w:tcBorders>
           </w:tcPr>
           <w:p>
             <w:pPr>
@@ -34,29 +40,31 @@
         </w:tc>
         <w:tc>
           <w:tcPr>
+            <w:cnfStyle w:val="000001000000" w:firstRow="0" w:lastRow="0" w:firstColumn="0" w:lastColumn="0" w:oddVBand="0" w:evenVBand="1" w:oddHBand="0" w:evenHBand="0" w:firstRowFirstColumn="0" w:firstRowLastColumn="0" w:lastRowFirstColumn="0" w:lastRowLastColumn="0"/>
             <w:tcW w:w="1750" w:type="pct"/>
             <w:vMerge w:val="restart"/>
           </w:tcPr>
           <w:p>
-            <w:pPr>
-              <w:rPr>
-                <w:lang w:val="en-US"/>
-              </w:rPr>
-            </w:pPr>
             <w:r>
               <w:rPr>
                 <w:lang w:val="en-US"/>
               </w:rPr>
               <w:t>Vert merge</w:t>
             </w:r>
+            <w:bookmarkStart w:id="0" w:name="_GoBack"/>
+            <w:bookmarkEnd w:id="0"/>
           </w:p>
         </w:tc>
         <w:tc>
           <w:tcPr>
             <w:tcW w:w="1587" w:type="pct"/>
+            <w:tcBorders>
+              <w:right w:val="single" w:sz="4" w:space="0" w:color="auto"/>
+            </w:tcBorders>
           </w:tcPr>
           <w:p>
             <w:pPr>
+              <w:cnfStyle w:val="100000000000" w:firstRow="1" w:lastRow="0" w:firstColumn="0" w:lastColumn="0" w:oddVBand="0" w:evenVBand="0" w:oddHBand="0" w:evenHBand="0" w:firstRowFirstColumn="0" w:firstRowLastColumn="0" w:lastRowFirstColumn="0" w:lastRowLastColumn="0"/>
               <w:rPr>
                 <w:lang w:val="en-US"/>
               </w:rPr>
@@ -85,6 +93,7 @@
         </w:tc>
         <w:tc>
           <w:tcPr>
+            <w:cnfStyle w:val="000001000000" w:firstRow="0" w:lastRow="0" w:firstColumn="0" w:lastColumn="0" w:oddVBand="0" w:evenVBand="1" w:oddHBand="0" w:evenHBand="0" w:firstRowFirstColumn="0" w:firstRowLastColumn="0" w:lastRowFirstColumn="0" w:lastRowLastColumn="0"/>
             <w:tcW w:w="2202" w:type="pct"/>
             <w:vMerge/>
           </w:tcPr>
@@ -93,8 +102,15 @@
         <w:tc>
           <w:tcPr>
             <w:tcW w:w="1587" w:type="pct"/>
+            <w:tcBorders>
+              <w:right w:val="single" w:sz="4" w:space="0" w:color="auto"/>
+            </w:tcBorders>
           </w:tcPr>
-          <w:p/>
+          <w:p>
+            <w:pPr>
+              <w:cnfStyle w:val="000000000000" w:firstRow="0" w:lastRow="0" w:firstColumn="0" w:lastColumn="0" w:oddVBand="0" w:evenVBand="0" w:oddHBand="0" w:evenHBand="0" w:firstRowFirstColumn="0" w:firstRowLastColumn="0" w:lastRowFirstColumn="0" w:lastRowLastColumn="0"/>
+            </w:pPr>
+          </w:p>
         </w:tc>
       </w:tr>
       <w:tr>
@@ -119,7 +135,11 @@
         </w:tc>
         <w:tc>
           <w:tcPr>
+            <w:cnfStyle w:val="000001000000" w:firstRow="0" w:lastRow="0" w:firstColumn="0" w:lastColumn="0" w:oddVBand="0" w:evenVBand="1" w:oddHBand="0" w:evenHBand="0" w:firstRowFirstColumn="0" w:firstRowLastColumn="0" w:lastRowFirstColumn="0" w:lastRowLastColumn="0"/>
             <w:tcW w:w="1587" w:type="pct"/>
+            <w:tcBorders>
+              <w:right w:val="single" w:sz="4" w:space="0" w:color="auto"/>
+            </w:tcBorders>
           </w:tcPr>
           <w:p>
             <w:pPr>
@@ -143,7 +163,7 @@
 </file>
 
 <file path=word/styles.xml><?xml version="1.0" encoding="utf-8"?>
-<w:styles xmlns:mc="http://schemas.openxmlformats.org/markup-compatibility/2006" xmlns:r="http://schemas.openxmlformats.org/officeDocument/2006/relationships" xmlns:w="http://schemas.openxmlformats.org/wordprocessingml/2006/main" xmlns:w14="http://schemas.microsoft.com/office/word/2010/wordml" xmlns:w15="http://schemas.microsoft.com/office/word/2012/wordml" xmlns:w16cex="http://schemas.microsoft.com/office/word/2018/wordml/cex" xmlns:w16cid="http://schemas.microsoft.com/office/word/2016/wordml/cid" xmlns:w16="http://schemas.microsoft.com/office/word/2018/wordml" xmlns:w16sdtdh="http://schemas.microsoft.com/office/word/2020/wordml/sdtdatahash" xmlns:w16se="http://schemas.microsoft.com/office/word/2015/wordml/symex" mc:Ignorable="w14 w15 w16se w16cid w16 w16cex w16sdtdh">
+<w:styles xmlns:mc="http://schemas.openxmlformats.org/markup-compatibility/2006" xmlns:r="http://schemas.openxmlformats.org/officeDocument/2006/relationships" xmlns:w="http://schemas.openxmlformats.org/wordprocessingml/2006/main" xmlns:w14="http://schemas.microsoft.com/office/word/2010/wordml" xmlns:w15="http://schemas.microsoft.com/office/word/2012/wordml" xmlns:w16cex="http://schemas.microsoft.com/office/word/2018/wordml/cex" xmlns:w16cid="http://schemas.microsoft.com/office/word/2016/wordml/cid" xmlns:w16="http://schemas.microsoft.com/office/word/2018/wordml" xmlns:w16se="http://schemas.microsoft.com/office/word/2015/wordml/symex" mc:Ignorable="w14 w15 w16se w16cid w16 w16cex">
   <w:docDefaults>
     <w:rPrDefault>
       <w:rPr>
@@ -595,11 +615,12 @@
     <w:name w:val="Table!!"/>
     <w:basedOn w:val="a1"/>
     <w:uiPriority w:val="99"/>
-    <w:rsid w:val="00E934E2"/>
+    <w:rsid w:val="00AB713B"/>
     <w:pPr>
       <w:spacing w:after="0" w:line="240" w:lineRule="auto"/>
     </w:pPr>
     <w:tblPr>
+      <w:tblStyleColBandSize w:val="1"/>
       <w:tblCellSpacing w:w="142" w:type="dxa"/>
       <w:tblBorders>
         <w:top w:val="single" w:sz="4" w:space="0" w:color="auto"/>
@@ -613,6 +634,73 @@
     <w:trPr>
       <w:tblCellSpacing w:w="142" w:type="dxa"/>
     </w:trPr>
+    <w:tblStylePr w:type="firstRow">
+      <w:tblPr/>
+      <w:tcPr>
+        <w:tcBorders>
+          <w:top w:val="single" w:sz="4" w:space="0" w:color="auto"/>
+          <w:left w:val="nil"/>
+          <w:bottom w:val="single" w:sz="4" w:space="0" w:color="auto"/>
+          <w:right w:val="nil"/>
+          <w:insideH w:val="nil"/>
+          <w:insideV w:val="nil"/>
+          <w:tl2br w:val="single" w:sz="4" w:space="0" w:color="auto"/>
+          <w:tr2bl w:val="nil"/>
+        </w:tcBorders>
+      </w:tcPr>
+    </w:tblStylePr>
+    <w:tblStylePr w:type="band2Vert">
+      <w:tblPr/>
+      <w:tcPr>
+        <w:tcBorders>
+          <w:left w:val="nil"/>
+        </w:tcBorders>
+      </w:tcPr>
+    </w:tblStylePr>
+  </w:style>
+  <w:style w:type="table" w:customStyle="1" w:styleId="Table0">
+    <w:name w:val="Table ??"/>
+    <w:basedOn w:val="Table"/>
+    <w:uiPriority w:val="99"/>
+    <w:rsid w:val="00F613C5"/>
+    <w:tblPr>
+      <w:tblBorders>
+        <w:top w:val="none" w:sz="0" w:space="0" w:color="auto"/>
+        <w:left w:val="none" w:sz="0" w:space="0" w:color="auto"/>
+        <w:bottom w:val="none" w:sz="0" w:space="0" w:color="auto"/>
+        <w:right w:val="none" w:sz="0" w:space="0" w:color="auto"/>
+        <w:insideH w:val="none" w:sz="0" w:space="0" w:color="auto"/>
+        <w:insideV w:val="none" w:sz="0" w:space="0" w:color="auto"/>
+      </w:tblBorders>
+    </w:tblPr>
+    <w:tblStylePr w:type="firstRow">
+      <w:rPr>
+        <w:rFonts w:ascii="Times New Roman" w:hAnsi="Times New Roman"/>
+        <w:b/>
+        <w:sz w:val="28"/>
+      </w:rPr>
+      <w:tblPr/>
+      <w:tcPr>
+        <w:tcBorders>
+          <w:top w:val="single" w:sz="4" w:space="0" w:color="auto"/>
+          <w:left w:val="nil"/>
+          <w:bottom w:val="nil"/>
+          <w:right w:val="nil"/>
+          <w:insideH w:val="single" w:sz="4" w:space="0" w:color="auto"/>
+          <w:insideV w:val="single" w:sz="4" w:space="0" w:color="auto"/>
+          <w:tl2br w:val="nil"/>
+          <w:tr2bl w:val="nil"/>
+        </w:tcBorders>
+      </w:tcPr>
+    </w:tblStylePr>
+    <w:tblStylePr w:type="band2Vert">
+      <w:tblPr/>
+      <w:tcPr>
+        <w:tcBorders>
+          <w:left w:val="nil"/>
+        </w:tcBorders>
+      </w:tcPr>
+    </w:tblStylePr>
   </w:style>
 </w:styles>
 </file>
